--- a/ProgLang/homework1.docx
+++ b/ProgLang/homework1.docx
@@ -59,15 +59,7 @@
         <w:ind w:left="540"/>
       </w:pPr>
       <w:r>
-        <w:t xml:space="preserve">Draw binary </w:t>
-      </w:r>
-      <w:proofErr w:type="gramStart"/>
-      <w:r>
-        <w:t>tree</w:t>
-      </w:r>
-      <w:proofErr w:type="gramEnd"/>
-      <w:r>
-        <w:t xml:space="preserve"> diagrams for each of the following Scheme expressions:</w:t>
+        <w:t>Draw binary tree diagrams for each of the following Scheme expressions:</w:t>
       </w:r>
     </w:p>
     <w:p>
@@ -86,6 +78,68 @@
     </w:p>
     <w:p>
       <w:pPr>
+        <w:spacing w:after="106" w:line="259" w:lineRule="auto"/>
+        <w:ind w:left="1011" w:firstLine="0"/>
+        <w:jc w:val="left"/>
+      </w:pPr>
+      <w:r>
+        <w:rPr>
+          <w:noProof/>
+        </w:rPr>
+        <w:drawing>
+          <wp:inline distT="0" distB="0" distL="0" distR="0" wp14:anchorId="7ACFEC12" wp14:editId="7FBEE77F">
+            <wp:extent cx="495165" cy="1203257"/>
+            <wp:effectExtent l="7938" t="0" r="8572" b="8573"/>
+            <wp:docPr id="489535139" name="Picture 1"/>
+            <wp:cNvGraphicFramePr>
+              <a:graphicFrameLocks xmlns:a="http://schemas.openxmlformats.org/drawingml/2006/main" noChangeAspect="1"/>
+            </wp:cNvGraphicFramePr>
+            <a:graphic xmlns:a="http://schemas.openxmlformats.org/drawingml/2006/main">
+              <a:graphicData uri="http://schemas.openxmlformats.org/drawingml/2006/picture">
+                <pic:pic xmlns:pic="http://schemas.openxmlformats.org/drawingml/2006/picture">
+                  <pic:nvPicPr>
+                    <pic:cNvPr id="489535139" name="Picture 489535139"/>
+                    <pic:cNvPicPr/>
+                  </pic:nvPicPr>
+                  <pic:blipFill rotWithShape="1">
+                    <a:blip r:embed="rId5" cstate="print">
+                      <a:extLst>
+                        <a:ext uri="{28A0092B-C50C-407E-A947-70E740481C1C}">
+                          <a14:useLocalDpi xmlns:a14="http://schemas.microsoft.com/office/drawing/2010/main" val="0"/>
+                        </a:ext>
+                      </a:extLst>
+                    </a:blip>
+                    <a:srcRect l="8197" t="57485" r="81624" b="9535"/>
+                    <a:stretch>
+                      <a:fillRect/>
+                    </a:stretch>
+                  </pic:blipFill>
+                  <pic:spPr bwMode="auto">
+                    <a:xfrm rot="5400000">
+                      <a:off x="0" y="0"/>
+                      <a:ext cx="497055" cy="1207849"/>
+                    </a:xfrm>
+                    <a:prstGeom prst="rect">
+                      <a:avLst/>
+                    </a:prstGeom>
+                    <a:ln>
+                      <a:noFill/>
+                    </a:ln>
+                    <a:extLst>
+                      <a:ext uri="{53640926-AAD7-44D8-BBD7-CCE9431645EC}">
+                        <a14:shadowObscured xmlns:a14="http://schemas.microsoft.com/office/drawing/2010/main"/>
+                      </a:ext>
+                    </a:extLst>
+                  </pic:spPr>
+                </pic:pic>
+              </a:graphicData>
+            </a:graphic>
+          </wp:inline>
+        </w:drawing>
+      </w:r>
+    </w:p>
+    <w:p>
+      <w:pPr>
         <w:numPr>
           <w:ilvl w:val="1"/>
           <w:numId w:val="3"/>
@@ -94,13 +148,70 @@
         <w:ind w:left="1011" w:hanging="279"/>
         <w:jc w:val="left"/>
       </w:pPr>
-      <w:proofErr w:type="gramStart"/>
-      <w:r>
-        <w:t>'((</w:t>
-      </w:r>
-      <w:proofErr w:type="gramEnd"/>
-      <w:r>
-        <w:t>(((a) b) c) d) e)</w:t>
+      <w:r>
+        <w:t>'(((((a) b) c) d) e)</w:t>
+      </w:r>
+    </w:p>
+    <w:p>
+      <w:pPr>
+        <w:spacing w:after="106" w:line="259" w:lineRule="auto"/>
+        <w:ind w:left="1011" w:firstLine="0"/>
+        <w:jc w:val="left"/>
+      </w:pPr>
+      <w:r>
+        <w:rPr>
+          <w:noProof/>
+        </w:rPr>
+        <w:drawing>
+          <wp:inline distT="0" distB="0" distL="0" distR="0" wp14:anchorId="3F2C9307" wp14:editId="4D0624CF">
+            <wp:extent cx="1363501" cy="1318338"/>
+            <wp:effectExtent l="3493" t="0" r="0" b="0"/>
+            <wp:docPr id="384727921" name="Picture 2"/>
+            <wp:cNvGraphicFramePr>
+              <a:graphicFrameLocks xmlns:a="http://schemas.openxmlformats.org/drawingml/2006/main" noChangeAspect="1"/>
+            </wp:cNvGraphicFramePr>
+            <a:graphic xmlns:a="http://schemas.openxmlformats.org/drawingml/2006/main">
+              <a:graphicData uri="http://schemas.openxmlformats.org/drawingml/2006/picture">
+                <pic:pic xmlns:pic="http://schemas.openxmlformats.org/drawingml/2006/picture">
+                  <pic:nvPicPr>
+                    <pic:cNvPr id="384727921" name="Picture 384727921"/>
+                    <pic:cNvPicPr/>
+                  </pic:nvPicPr>
+                  <pic:blipFill rotWithShape="1">
+                    <a:blip r:embed="rId6" cstate="print">
+                      <a:extLst>
+                        <a:ext uri="{28A0092B-C50C-407E-A947-70E740481C1C}">
+                          <a14:useLocalDpi xmlns:a14="http://schemas.microsoft.com/office/drawing/2010/main" val="0"/>
+                        </a:ext>
+                      </a:extLst>
+                    </a:blip>
+                    <a:srcRect l="19757" t="45501" r="48997" b="14219"/>
+                    <a:stretch>
+                      <a:fillRect/>
+                    </a:stretch>
+                  </pic:blipFill>
+                  <pic:spPr bwMode="auto">
+                    <a:xfrm rot="5400000">
+                      <a:off x="0" y="0"/>
+                      <a:ext cx="1364865" cy="1319657"/>
+                    </a:xfrm>
+                    <a:prstGeom prst="rect">
+                      <a:avLst/>
+                    </a:prstGeom>
+                    <a:ln>
+                      <a:noFill/>
+                    </a:ln>
+                    <a:extLst>
+                      <a:ext uri="{53640926-AAD7-44D8-BBD7-CCE9431645EC}">
+                        <a14:shadowObscured xmlns:a14="http://schemas.microsoft.com/office/drawing/2010/main"/>
+                      </a:ext>
+                    </a:extLst>
+                  </pic:spPr>
+                </pic:pic>
+              </a:graphicData>
+            </a:graphic>
+          </wp:inline>
+        </w:drawing>
       </w:r>
     </w:p>
     <w:p>
@@ -119,6 +230,68 @@
     </w:p>
     <w:p>
       <w:pPr>
+        <w:spacing w:after="106" w:line="259" w:lineRule="auto"/>
+        <w:ind w:left="1011" w:firstLine="0"/>
+        <w:jc w:val="left"/>
+      </w:pPr>
+      <w:r>
+        <w:rPr>
+          <w:noProof/>
+        </w:rPr>
+        <w:drawing>
+          <wp:inline distT="0" distB="0" distL="0" distR="0" wp14:anchorId="30B435B3" wp14:editId="26E57D56">
+            <wp:extent cx="1006926" cy="1145831"/>
+            <wp:effectExtent l="6668" t="0" r="0" b="0"/>
+            <wp:docPr id="63252541" name="Picture 3"/>
+            <wp:cNvGraphicFramePr>
+              <a:graphicFrameLocks xmlns:a="http://schemas.openxmlformats.org/drawingml/2006/main" noChangeAspect="1"/>
+            </wp:cNvGraphicFramePr>
+            <a:graphic xmlns:a="http://schemas.openxmlformats.org/drawingml/2006/main">
+              <a:graphicData uri="http://schemas.openxmlformats.org/drawingml/2006/picture">
+                <pic:pic xmlns:pic="http://schemas.openxmlformats.org/drawingml/2006/picture">
+                  <pic:nvPicPr>
+                    <pic:cNvPr id="63252541" name="Picture 63252541"/>
+                    <pic:cNvPicPr/>
+                  </pic:nvPicPr>
+                  <pic:blipFill rotWithShape="1">
+                    <a:blip r:embed="rId7" cstate="print">
+                      <a:extLst>
+                        <a:ext uri="{28A0092B-C50C-407E-A947-70E740481C1C}">
+                          <a14:useLocalDpi xmlns:a14="http://schemas.microsoft.com/office/drawing/2010/main" val="0"/>
+                        </a:ext>
+                      </a:extLst>
+                    </a:blip>
+                    <a:srcRect l="52753" t="54519" r="26748" b="14380"/>
+                    <a:stretch>
+                      <a:fillRect/>
+                    </a:stretch>
+                  </pic:blipFill>
+                  <pic:spPr bwMode="auto">
+                    <a:xfrm rot="5400000">
+                      <a:off x="0" y="0"/>
+                      <a:ext cx="1030873" cy="1173081"/>
+                    </a:xfrm>
+                    <a:prstGeom prst="rect">
+                      <a:avLst/>
+                    </a:prstGeom>
+                    <a:ln>
+                      <a:noFill/>
+                    </a:ln>
+                    <a:extLst>
+                      <a:ext uri="{53640926-AAD7-44D8-BBD7-CCE9431645EC}">
+                        <a14:shadowObscured xmlns:a14="http://schemas.microsoft.com/office/drawing/2010/main"/>
+                      </a:ext>
+                    </a:extLst>
+                  </pic:spPr>
+                </pic:pic>
+              </a:graphicData>
+            </a:graphic>
+          </wp:inline>
+        </w:drawing>
+      </w:r>
+    </w:p>
+    <w:p>
+      <w:pPr>
         <w:numPr>
           <w:ilvl w:val="1"/>
           <w:numId w:val="3"/>
@@ -133,6 +306,68 @@
     </w:p>
     <w:p>
       <w:pPr>
+        <w:spacing w:after="106" w:line="259" w:lineRule="auto"/>
+        <w:ind w:left="1011" w:firstLine="0"/>
+        <w:jc w:val="left"/>
+      </w:pPr>
+      <w:r>
+        <w:rPr>
+          <w:noProof/>
+        </w:rPr>
+        <w:drawing>
+          <wp:inline distT="0" distB="0" distL="0" distR="0" wp14:anchorId="75C36422" wp14:editId="5E2AB16D">
+            <wp:extent cx="942975" cy="2202744"/>
+            <wp:effectExtent l="0" t="952" r="8572" b="8573"/>
+            <wp:docPr id="2138086872" name="Picture 4"/>
+            <wp:cNvGraphicFramePr>
+              <a:graphicFrameLocks xmlns:a="http://schemas.openxmlformats.org/drawingml/2006/main" noChangeAspect="1"/>
+            </wp:cNvGraphicFramePr>
+            <a:graphic xmlns:a="http://schemas.openxmlformats.org/drawingml/2006/main">
+              <a:graphicData uri="http://schemas.openxmlformats.org/drawingml/2006/picture">
+                <pic:pic xmlns:pic="http://schemas.openxmlformats.org/drawingml/2006/picture">
+                  <pic:nvPicPr>
+                    <pic:cNvPr id="153585541" name="Picture 153585541"/>
+                    <pic:cNvPicPr/>
+                  </pic:nvPicPr>
+                  <pic:blipFill rotWithShape="1">
+                    <a:blip r:embed="rId8" cstate="print">
+                      <a:extLst>
+                        <a:ext uri="{28A0092B-C50C-407E-A947-70E740481C1C}">
+                          <a14:useLocalDpi xmlns:a14="http://schemas.microsoft.com/office/drawing/2010/main" val="0"/>
+                        </a:ext>
+                      </a:extLst>
+                    </a:blip>
+                    <a:srcRect l="33400" t="35186" r="50110" b="13456"/>
+                    <a:stretch>
+                      <a:fillRect/>
+                    </a:stretch>
+                  </pic:blipFill>
+                  <pic:spPr bwMode="auto">
+                    <a:xfrm rot="5400000">
+                      <a:off x="0" y="0"/>
+                      <a:ext cx="944573" cy="2206477"/>
+                    </a:xfrm>
+                    <a:prstGeom prst="rect">
+                      <a:avLst/>
+                    </a:prstGeom>
+                    <a:ln>
+                      <a:noFill/>
+                    </a:ln>
+                    <a:extLst>
+                      <a:ext uri="{53640926-AAD7-44D8-BBD7-CCE9431645EC}">
+                        <a14:shadowObscured xmlns:a14="http://schemas.microsoft.com/office/drawing/2010/main"/>
+                      </a:ext>
+                    </a:extLst>
+                  </pic:spPr>
+                </pic:pic>
+              </a:graphicData>
+            </a:graphic>
+          </wp:inline>
+        </w:drawing>
+      </w:r>
+    </w:p>
+    <w:p>
+      <w:pPr>
         <w:numPr>
           <w:ilvl w:val="1"/>
           <w:numId w:val="3"/>
@@ -142,15 +377,69 @@
         <w:jc w:val="left"/>
       </w:pPr>
       <w:r>
-        <w:t>'(((</w:t>
-      </w:r>
-      <w:proofErr w:type="gramStart"/>
-      <w:r>
-        <w:t>)) (</w:t>
-      </w:r>
-      <w:proofErr w:type="gramEnd"/>
-      <w:r>
-        <w:t>(()) ()))</w:t>
+        <w:t>'((()) ((()) ()))</w:t>
+      </w:r>
+    </w:p>
+    <w:p>
+      <w:pPr>
+        <w:spacing w:after="132" w:line="259" w:lineRule="auto"/>
+        <w:ind w:left="1011" w:firstLine="0"/>
+        <w:jc w:val="left"/>
+      </w:pPr>
+      <w:r>
+        <w:rPr>
+          <w:noProof/>
+        </w:rPr>
+        <w:drawing>
+          <wp:inline distT="0" distB="0" distL="0" distR="0" wp14:anchorId="3A455B1D" wp14:editId="7400CFA4">
+            <wp:extent cx="821047" cy="1389376"/>
+            <wp:effectExtent l="1587" t="0" r="318" b="317"/>
+            <wp:docPr id="153585541" name="Picture 4"/>
+            <wp:cNvGraphicFramePr>
+              <a:graphicFrameLocks xmlns:a="http://schemas.openxmlformats.org/drawingml/2006/main" noChangeAspect="1"/>
+            </wp:cNvGraphicFramePr>
+            <a:graphic xmlns:a="http://schemas.openxmlformats.org/drawingml/2006/main">
+              <a:graphicData uri="http://schemas.openxmlformats.org/drawingml/2006/picture">
+                <pic:pic xmlns:pic="http://schemas.openxmlformats.org/drawingml/2006/picture">
+                  <pic:nvPicPr>
+                    <pic:cNvPr id="153585541" name="Picture 153585541"/>
+                    <pic:cNvPicPr/>
+                  </pic:nvPicPr>
+                  <pic:blipFill rotWithShape="1">
+                    <a:blip r:embed="rId8" cstate="print">
+                      <a:extLst>
+                        <a:ext uri="{28A0092B-C50C-407E-A947-70E740481C1C}">
+                          <a14:useLocalDpi xmlns:a14="http://schemas.microsoft.com/office/drawing/2010/main" val="0"/>
+                        </a:ext>
+                      </a:extLst>
+                    </a:blip>
+                    <a:srcRect l="49799" t="54346" r="35841" b="13253"/>
+                    <a:stretch>
+                      <a:fillRect/>
+                    </a:stretch>
+                  </pic:blipFill>
+                  <pic:spPr bwMode="auto">
+                    <a:xfrm rot="5400000">
+                      <a:off x="0" y="0"/>
+                      <a:ext cx="822610" cy="1392022"/>
+                    </a:xfrm>
+                    <a:prstGeom prst="rect">
+                      <a:avLst/>
+                    </a:prstGeom>
+                    <a:ln>
+                      <a:noFill/>
+                    </a:ln>
+                    <a:extLst>
+                      <a:ext uri="{53640926-AAD7-44D8-BBD7-CCE9431645EC}">
+                        <a14:shadowObscured xmlns:a14="http://schemas.microsoft.com/office/drawing/2010/main"/>
+                      </a:ext>
+                    </a:extLst>
+                  </pic:spPr>
+                </pic:pic>
+              </a:graphicData>
+            </a:graphic>
+          </wp:inline>
+        </w:drawing>
       </w:r>
     </w:p>
     <w:p>
@@ -162,6 +451,7 @@
         <w:ind w:hanging="253"/>
       </w:pPr>
       <w:r>
+        <w:lastRenderedPageBreak/>
         <w:t>(10 pts)</w:t>
       </w:r>
     </w:p>
@@ -185,15 +475,7 @@
         <w:jc w:val="left"/>
       </w:pPr>
       <w:r>
-        <w:t>(</w:t>
-      </w:r>
-      <w:proofErr w:type="spellStart"/>
-      <w:r>
-        <w:t>cdr</w:t>
-      </w:r>
-      <w:proofErr w:type="spellEnd"/>
-      <w:r>
-        <w:t xml:space="preserve"> '((a (b c)) (d) (e (f))))</w:t>
+        <w:t>(cdr '((a (b c)) (d) (e (f))))</w:t>
       </w:r>
     </w:p>
     <w:p>
@@ -201,8 +483,14 @@
         <w:spacing w:after="106" w:line="259" w:lineRule="auto"/>
         <w:ind w:left="1011" w:firstLine="0"/>
         <w:jc w:val="left"/>
-      </w:pPr>
-      <w:r>
+        <w:rPr>
+          <w:color w:val="EE0000"/>
+        </w:rPr>
+      </w:pPr>
+      <w:r>
+        <w:rPr>
+          <w:color w:val="EE0000"/>
+        </w:rPr>
         <w:t>((d) (e (f)))</w:t>
       </w:r>
     </w:p>
@@ -217,15 +505,7 @@
         <w:jc w:val="left"/>
       </w:pPr>
       <w:r>
-        <w:t>(cons '(a</w:t>
-      </w:r>
-      <w:proofErr w:type="gramStart"/>
-      <w:r>
-        <w:t>) '(</w:t>
-      </w:r>
-      <w:proofErr w:type="gramEnd"/>
-      <w:r>
-        <w:t>((b) (c))))</w:t>
+        <w:t>(cons '(a) '(((b) (c))))</w:t>
       </w:r>
     </w:p>
     <w:p>
@@ -233,9 +513,15 @@
         <w:spacing w:after="106" w:line="259" w:lineRule="auto"/>
         <w:ind w:left="1011" w:firstLine="0"/>
         <w:jc w:val="left"/>
-      </w:pPr>
-      <w:r>
-        <w:t>((a) (((b) (c)))</w:t>
+        <w:rPr>
+          <w:color w:val="EE0000"/>
+        </w:rPr>
+      </w:pPr>
+      <w:r>
+        <w:rPr>
+          <w:color w:val="EE0000"/>
+        </w:rPr>
+        <w:t>((a) ((b) (c)))</w:t>
       </w:r>
     </w:p>
     <w:p>
@@ -249,23 +535,7 @@
         <w:jc w:val="left"/>
       </w:pPr>
       <w:r>
-        <w:t>(car (car (</w:t>
-      </w:r>
-      <w:proofErr w:type="spellStart"/>
-      <w:r>
-        <w:t>cdr</w:t>
-      </w:r>
-      <w:proofErr w:type="spellEnd"/>
-      <w:r>
-        <w:t xml:space="preserve"> '(</w:t>
-      </w:r>
-      <w:proofErr w:type="gramStart"/>
-      <w:r>
-        <w:t>a ((</w:t>
-      </w:r>
-      <w:proofErr w:type="gramEnd"/>
-      <w:r>
-        <w:t>b (c) (e (f))))))))</w:t>
+        <w:t>(car (car (cdr '(a ((b (c) (e (f))))))))</w:t>
       </w:r>
     </w:p>
     <w:p>
@@ -273,8 +543,14 @@
         <w:spacing w:after="106" w:line="259" w:lineRule="auto"/>
         <w:ind w:left="1011" w:firstLine="0"/>
         <w:jc w:val="left"/>
-      </w:pPr>
-      <w:r>
+        <w:rPr>
+          <w:color w:val="EE0000"/>
+        </w:rPr>
+      </w:pPr>
+      <w:r>
+        <w:rPr>
+          <w:color w:val="EE0000"/>
+        </w:rPr>
         <w:t>b</w:t>
       </w:r>
     </w:p>
@@ -289,15 +565,7 @@
         <w:jc w:val="left"/>
       </w:pPr>
       <w:r>
-        <w:t>(quote (car '(</w:t>
-      </w:r>
-      <w:proofErr w:type="gramStart"/>
-      <w:r>
-        <w:t>a ((</w:t>
-      </w:r>
-      <w:proofErr w:type="gramEnd"/>
-      <w:r>
-        <w:t>b) (c d)))))</w:t>
+        <w:t>(quote (car '(a ((b) (c d)))))</w:t>
       </w:r>
     </w:p>
     <w:p>
@@ -305,9 +573,15 @@
         <w:spacing w:after="106" w:line="259" w:lineRule="auto"/>
         <w:ind w:left="1011" w:firstLine="0"/>
         <w:jc w:val="left"/>
-      </w:pPr>
-      <w:r>
-        <w:t>‘a</w:t>
+        <w:rPr>
+          <w:color w:val="EE0000"/>
+        </w:rPr>
+      </w:pPr>
+      <w:r>
+        <w:rPr>
+          <w:color w:val="EE0000"/>
+        </w:rPr>
+        <w:t>(car '(a ((b) (c d))))</w:t>
       </w:r>
     </w:p>
     <w:p>
@@ -321,15 +595,7 @@
         <w:jc w:val="left"/>
       </w:pPr>
       <w:r>
-        <w:t>(car (quote (cons '</w:t>
-      </w:r>
-      <w:proofErr w:type="gramStart"/>
-      <w:r>
-        <w:t>a '(</w:t>
-      </w:r>
-      <w:proofErr w:type="gramEnd"/>
-      <w:r>
-        <w:t>(b) (c d)))))</w:t>
+        <w:t>(car (quote (cons 'a '((b) (c d)))))</w:t>
       </w:r>
     </w:p>
     <w:p>
@@ -337,9 +603,15 @@
         <w:spacing w:after="133" w:line="259" w:lineRule="auto"/>
         <w:ind w:left="1011" w:firstLine="0"/>
         <w:jc w:val="left"/>
-      </w:pPr>
-      <w:r>
-        <w:t>a</w:t>
+        <w:rPr>
+          <w:color w:val="EE0000"/>
+        </w:rPr>
+      </w:pPr>
+      <w:r>
+        <w:rPr>
+          <w:color w:val="EE0000"/>
+        </w:rPr>
+        <w:t>cons</w:t>
       </w:r>
     </w:p>
     <w:p>
@@ -376,7 +648,7 @@
     <w:p>
       <w:pPr>
         <w:spacing w:after="31" w:line="259" w:lineRule="auto"/>
-        <w:ind w:left="2639"/>
+        <w:ind w:left="997" w:firstLine="443"/>
         <w:jc w:val="left"/>
       </w:pPr>
       <w:r>
@@ -386,8 +658,7 @@
     <w:p>
       <w:pPr>
         <w:spacing w:after="132" w:line="259" w:lineRule="auto"/>
-        <w:ind w:left="703" w:firstLine="0"/>
-        <w:jc w:val="center"/>
+        <w:ind w:left="980" w:firstLine="460"/>
       </w:pPr>
       <w:r>
         <w:t>(+ (fib (- n 1)) (fib (- n 2))))))</w:t>
@@ -450,10 +721,33 @@
         <w:spacing w:after="62" w:line="259" w:lineRule="auto"/>
         <w:ind w:left="1011" w:hanging="279"/>
         <w:jc w:val="left"/>
-      </w:pPr>
-      <w:r>
-        <w:lastRenderedPageBreak/>
+        <w:rPr>
+          <w:szCs w:val="22"/>
+        </w:rPr>
+      </w:pPr>
+      <w:r>
+        <w:rPr>
+          <w:szCs w:val="22"/>
+        </w:rPr>
         <w:t>(fib n)</w:t>
+      </w:r>
+    </w:p>
+    <w:p>
+      <w:pPr>
+        <w:spacing w:after="62" w:line="259" w:lineRule="auto"/>
+        <w:ind w:left="1011" w:firstLine="0"/>
+        <w:jc w:val="left"/>
+        <w:rPr>
+          <w:color w:val="EE0000"/>
+          <w:szCs w:val="22"/>
+        </w:rPr>
+      </w:pPr>
+      <w:r>
+        <w:rPr>
+          <w:color w:val="EE0000"/>
+          <w:szCs w:val="22"/>
+        </w:rPr>
+        <w:t>(cadr x)</w:t>
       </w:r>
     </w:p>
     <w:p>
@@ -465,9 +759,33 @@
         <w:spacing w:after="106" w:line="259" w:lineRule="auto"/>
         <w:ind w:left="1011" w:hanging="279"/>
         <w:jc w:val="left"/>
-      </w:pPr>
-      <w:r>
+        <w:rPr>
+          <w:szCs w:val="22"/>
+        </w:rPr>
+      </w:pPr>
+      <w:r>
+        <w:rPr>
+          <w:szCs w:val="22"/>
+        </w:rPr>
         <w:t>&lt;=</w:t>
+      </w:r>
+    </w:p>
+    <w:p>
+      <w:pPr>
+        <w:spacing w:after="106" w:line="259" w:lineRule="auto"/>
+        <w:ind w:left="1011" w:firstLine="0"/>
+        <w:jc w:val="left"/>
+        <w:rPr>
+          <w:color w:val="EE0000"/>
+          <w:szCs w:val="22"/>
+        </w:rPr>
+      </w:pPr>
+      <w:r>
+        <w:rPr>
+          <w:color w:val="EE0000"/>
+          <w:szCs w:val="22"/>
+        </w:rPr>
+        <w:t>(car (cadr (caddr x)))</w:t>
       </w:r>
     </w:p>
     <w:p>
@@ -479,9 +797,33 @@
         <w:spacing w:after="11" w:line="259" w:lineRule="auto"/>
         <w:ind w:left="1011" w:hanging="279"/>
         <w:jc w:val="left"/>
-      </w:pPr>
-      <w:r>
+        <w:rPr>
+          <w:szCs w:val="22"/>
+        </w:rPr>
+      </w:pPr>
+      <w:r>
+        <w:rPr>
+          <w:szCs w:val="22"/>
+        </w:rPr>
         <w:t>(fib (- n 1))</w:t>
+      </w:r>
+    </w:p>
+    <w:p>
+      <w:pPr>
+        <w:spacing w:after="11" w:line="259" w:lineRule="auto"/>
+        <w:ind w:left="1011" w:firstLine="0"/>
+        <w:jc w:val="left"/>
+        <w:rPr>
+          <w:color w:val="EE0000"/>
+          <w:szCs w:val="22"/>
+        </w:rPr>
+      </w:pPr>
+      <w:r>
+        <w:rPr>
+          <w:color w:val="EE0000"/>
+          <w:szCs w:val="22"/>
+        </w:rPr>
+        <w:t>(cadr (cadddr (caddr x)))</w:t>
       </w:r>
     </w:p>
     <w:p>
@@ -493,19 +835,33 @@
         <w:spacing w:after="7"/>
         <w:ind w:left="1011" w:hanging="279"/>
         <w:jc w:val="left"/>
-      </w:pPr>
-      <w:r>
-        <w:t xml:space="preserve">The third occurrence of </w:t>
-      </w:r>
-      <w:r>
-        <w:rPr>
-          <w:sz w:val="34"/>
-          <w:vertAlign w:val="subscript"/>
-        </w:rPr>
-        <w:t>fib</w:t>
-      </w:r>
-      <w:r>
-        <w:t>.</w:t>
+        <w:rPr>
+          <w:szCs w:val="22"/>
+        </w:rPr>
+      </w:pPr>
+      <w:r>
+        <w:rPr>
+          <w:szCs w:val="22"/>
+        </w:rPr>
+        <w:t>The third occurrence of fib.</w:t>
+      </w:r>
+    </w:p>
+    <w:p>
+      <w:pPr>
+        <w:spacing w:after="7"/>
+        <w:ind w:left="1011" w:firstLine="0"/>
+        <w:jc w:val="left"/>
+        <w:rPr>
+          <w:color w:val="EE0000"/>
+          <w:szCs w:val="22"/>
+        </w:rPr>
+      </w:pPr>
+      <w:r>
+        <w:rPr>
+          <w:color w:val="EE0000"/>
+          <w:szCs w:val="22"/>
+        </w:rPr>
+        <w:t>(car (caddr (cadddr (caddr x))))</w:t>
       </w:r>
     </w:p>
     <w:p>
@@ -517,58 +873,48 @@
         <w:spacing w:after="8"/>
         <w:ind w:left="1011" w:hanging="279"/>
         <w:jc w:val="left"/>
-      </w:pPr>
-      <w:r>
-        <w:t xml:space="preserve">The last occurrence of </w:t>
-      </w:r>
-      <w:r>
-        <w:rPr>
-          <w:sz w:val="34"/>
-          <w:vertAlign w:val="subscript"/>
-        </w:rPr>
-        <w:t>n</w:t>
-      </w:r>
-      <w:r>
-        <w:t>.</w:t>
+        <w:rPr>
+          <w:szCs w:val="22"/>
+        </w:rPr>
+      </w:pPr>
+      <w:r>
+        <w:rPr>
+          <w:szCs w:val="22"/>
+        </w:rPr>
+        <w:t>The last occurrence of n.</w:t>
+      </w:r>
+    </w:p>
+    <w:p>
+      <w:pPr>
+        <w:spacing w:after="8"/>
+        <w:ind w:left="1011" w:firstLine="0"/>
+        <w:jc w:val="left"/>
+        <w:rPr>
+          <w:color w:val="EE0000"/>
+          <w:szCs w:val="22"/>
+        </w:rPr>
+      </w:pPr>
+      <w:r>
+        <w:rPr>
+          <w:color w:val="EE0000"/>
+          <w:szCs w:val="22"/>
+        </w:rPr>
+        <w:t>(cadr (cadr (caddr (cadddr (caddr x)))))</w:t>
       </w:r>
     </w:p>
     <w:p>
       <w:pPr>
         <w:spacing w:after="584"/>
         <w:ind w:left="540"/>
-      </w:pPr>
-      <w:r>
-        <w:t xml:space="preserve">E.g., the expression </w:t>
-      </w:r>
-      <w:r>
-        <w:rPr>
-          <w:sz w:val="34"/>
-          <w:vertAlign w:val="subscript"/>
-        </w:rPr>
-        <w:t xml:space="preserve">(car x) </w:t>
-      </w:r>
-      <w:r>
-        <w:t xml:space="preserve">would extract </w:t>
-      </w:r>
-      <w:r>
-        <w:rPr>
-          <w:sz w:val="34"/>
-          <w:vertAlign w:val="subscript"/>
-        </w:rPr>
-        <w:t>define</w:t>
-      </w:r>
-      <w:r>
-        <w:t>.</w:t>
-      </w:r>
-    </w:p>
-    <w:p>
-      <w:pPr>
-        <w:spacing w:after="389" w:line="259" w:lineRule="auto"/>
-        <w:ind w:left="10" w:right="6"/>
-        <w:jc w:val="center"/>
-      </w:pPr>
-      <w:r>
-        <w:t>1</w:t>
+        <w:rPr>
+          <w:szCs w:val="22"/>
+        </w:rPr>
+      </w:pPr>
+      <w:r>
+        <w:rPr>
+          <w:szCs w:val="22"/>
+        </w:rPr>
+        <w:t>E.g., the expression (car x) would extract define.</w:t>
       </w:r>
     </w:p>
     <w:p>
@@ -578,6 +924,9 @@
           <w:numId w:val="1"/>
         </w:numPr>
         <w:ind w:hanging="253"/>
+        <w:rPr>
+          <w:szCs w:val="22"/>
+        </w:rPr>
       </w:pPr>
       <w:r>
         <w:t>(10 pts)</w:t>
@@ -587,19 +936,15 @@
       <w:pPr>
         <w:spacing w:after="7"/>
         <w:ind w:left="540"/>
-      </w:pPr>
-      <w:r>
-        <w:t xml:space="preserve">Consider the following Scheme function </w:t>
-      </w:r>
-      <w:r>
-        <w:rPr>
-          <w:sz w:val="34"/>
-          <w:vertAlign w:val="subscript"/>
-        </w:rPr>
-        <w:t>foo</w:t>
-      </w:r>
-      <w:r>
-        <w:t>:</w:t>
+        <w:rPr>
+          <w:szCs w:val="22"/>
+        </w:rPr>
+      </w:pPr>
+      <w:r>
+        <w:rPr>
+          <w:szCs w:val="22"/>
+        </w:rPr>
+        <w:t>Consider the following Scheme function foo:</w:t>
       </w:r>
     </w:p>
     <w:p>
@@ -607,8 +952,14 @@
         <w:spacing w:after="0" w:line="259" w:lineRule="auto"/>
         <w:ind w:left="1035"/>
         <w:jc w:val="left"/>
-      </w:pPr>
-      <w:r>
+        <w:rPr>
+          <w:szCs w:val="22"/>
+        </w:rPr>
+      </w:pPr>
+      <w:r>
+        <w:rPr>
+          <w:szCs w:val="22"/>
+        </w:rPr>
         <w:t>(define (foo x)</w:t>
       </w:r>
     </w:p>
@@ -619,15 +970,8 @@
         <w:jc w:val="left"/>
       </w:pPr>
       <w:r>
-        <w:t>(</w:t>
-      </w:r>
-      <w:proofErr w:type="spellStart"/>
-      <w:proofErr w:type="gramStart"/>
-      <w:r>
-        <w:t>cond</w:t>
-      </w:r>
-      <w:proofErr w:type="spellEnd"/>
-      <w:proofErr w:type="gramEnd"/>
+        <w:t>(cond</w:t>
+      </w:r>
     </w:p>
     <w:p>
       <w:pPr>
@@ -636,6 +980,7 @@
         <w:jc w:val="left"/>
       </w:pPr>
       <w:r>
+        <w:lastRenderedPageBreak/>
         <w:t>((null? x) 0)</w:t>
       </w:r>
     </w:p>
@@ -656,15 +1001,7 @@
         <w:jc w:val="left"/>
       </w:pPr>
       <w:r>
-        <w:t>(+ 1 (foo (</w:t>
-      </w:r>
-      <w:proofErr w:type="spellStart"/>
-      <w:r>
-        <w:t>cdr</w:t>
-      </w:r>
-      <w:proofErr w:type="spellEnd"/>
-      <w:r>
-        <w:t xml:space="preserve"> x))))</w:t>
+        <w:t>(+ 1 (foo (cdr x))))</w:t>
       </w:r>
     </w:p>
     <w:p>
@@ -694,15 +1031,7 @@
         <w:jc w:val="left"/>
       </w:pPr>
       <w:r>
-        <w:t>(#t (+ (foo (car x)) (foo (</w:t>
-      </w:r>
-      <w:proofErr w:type="spellStart"/>
-      <w:r>
-        <w:t>cdr</w:t>
-      </w:r>
-      <w:proofErr w:type="spellEnd"/>
-      <w:r>
-        <w:t xml:space="preserve"> x))))))</w:t>
+        <w:t>(#t (+ (foo (car x)) (foo (cdr x))))))</w:t>
       </w:r>
     </w:p>
     <w:p>
@@ -722,23 +1051,113 @@
         <w:ind w:left="1035"/>
       </w:pPr>
       <w:r>
-        <w:t xml:space="preserve">Explain what the function </w:t>
-      </w:r>
-      <w:proofErr w:type="gramStart"/>
-      <w:r>
-        <w:t>computes</w:t>
-      </w:r>
-      <w:proofErr w:type="gramEnd"/>
-      <w:r>
-        <w:t xml:space="preserve"> and how. Don’t just restate the function definition in English — explain the algorithm. Hint: </w:t>
-      </w:r>
-      <w:proofErr w:type="gramStart"/>
-      <w:r>
-        <w:t>not</w:t>
-      </w:r>
-      <w:proofErr w:type="gramEnd"/>
-      <w:r>
-        <w:t xml:space="preserve"> all the code in this function does something useful.</w:t>
+        <w:t>Explain what the function computes and how. Don’t just restate the function definition in English — explain the algorithm. Hint: not all the code in this function does something useful.</w:t>
+      </w:r>
+    </w:p>
+    <w:p>
+      <w:pPr>
+        <w:ind w:left="1035"/>
+        <w:rPr>
+          <w:color w:val="EE0000"/>
+        </w:rPr>
+      </w:pPr>
+      <w:r>
+        <w:rPr>
+          <w:color w:val="EE0000"/>
+        </w:rPr>
+        <w:t xml:space="preserve">It counts the number of atomic elements within the list, regardless of how deeply nested they are. </w:t>
+      </w:r>
+      <w:r>
+        <w:rPr>
+          <w:color w:val="EE0000"/>
+        </w:rPr>
+        <w:t xml:space="preserve">It first tests if the list is empty, then recursively increments the count with each element. If the first element of the list is a </w:t>
+      </w:r>
+      <w:proofErr w:type="spellStart"/>
+      <w:r>
+        <w:rPr>
+          <w:color w:val="EE0000"/>
+        </w:rPr>
+        <w:t>sublist</w:t>
+      </w:r>
+      <w:proofErr w:type="spellEnd"/>
+      <w:r>
+        <w:rPr>
+          <w:color w:val="EE0000"/>
+        </w:rPr>
+        <w:t xml:space="preserve">, then it calls foo on the first element. </w:t>
+      </w:r>
+      <w:r>
+        <w:rPr>
+          <w:color w:val="EE0000"/>
+        </w:rPr>
+        <w:t xml:space="preserve">The </w:t>
+      </w:r>
+      <w:r>
+        <w:rPr>
+          <w:color w:val="EE0000"/>
+        </w:rPr>
+        <w:t>first eq? statement never</w:t>
+      </w:r>
+      <w:r>
+        <w:rPr>
+          <w:color w:val="EE0000"/>
+        </w:rPr>
+        <w:t xml:space="preserve"> execute</w:t>
+      </w:r>
+      <w:r>
+        <w:rPr>
+          <w:color w:val="EE0000"/>
+        </w:rPr>
+        <w:t>s</w:t>
+      </w:r>
+      <w:r>
+        <w:rPr>
+          <w:color w:val="EE0000"/>
+        </w:rPr>
+        <w:t xml:space="preserve"> because the list </w:t>
+      </w:r>
+      <w:r>
+        <w:rPr>
+          <w:color w:val="EE0000"/>
+        </w:rPr>
+        <w:t>checked</w:t>
+      </w:r>
+      <w:r>
+        <w:rPr>
+          <w:color w:val="EE0000"/>
+        </w:rPr>
+        <w:t xml:space="preserve"> for a nil element </w:t>
+      </w:r>
+      <w:r>
+        <w:rPr>
+          <w:color w:val="EE0000"/>
+        </w:rPr>
+        <w:t>at the beginning, while the second eq? statement</w:t>
+      </w:r>
+      <w:r>
+        <w:rPr>
+          <w:color w:val="EE0000"/>
+        </w:rPr>
+        <w:t xml:space="preserve"> </w:t>
+      </w:r>
+      <w:r>
+        <w:rPr>
+          <w:color w:val="EE0000"/>
+        </w:rPr>
+        <w:t xml:space="preserve">never executes because eq tests </w:t>
+      </w:r>
+      <w:r>
+        <w:rPr>
+          <w:color w:val="EE0000"/>
+        </w:rPr>
+        <w:t>pointers to memory</w:t>
+      </w:r>
+      <w:r>
+        <w:rPr>
+          <w:color w:val="EE0000"/>
+        </w:rPr>
+        <w:t>, which would never evaluate to true with two separate nodes.</w:t>
       </w:r>
     </w:p>
     <w:p>
@@ -774,6 +1193,22 @@
     </w:p>
     <w:p>
       <w:pPr>
+        <w:spacing w:after="106" w:line="259" w:lineRule="auto"/>
+        <w:ind w:left="1443"/>
+        <w:jc w:val="left"/>
+        <w:rPr>
+          <w:color w:val="EE0000"/>
+        </w:rPr>
+      </w:pPr>
+      <w:r>
+        <w:rPr>
+          <w:color w:val="EE0000"/>
+        </w:rPr>
+        <w:t>8</w:t>
+      </w:r>
+    </w:p>
+    <w:p>
+      <w:pPr>
         <w:numPr>
           <w:ilvl w:val="0"/>
           <w:numId w:val="1"/>
@@ -789,8 +1224,14 @@
         <w:spacing w:after="136" w:line="244" w:lineRule="auto"/>
         <w:ind w:left="545" w:hanging="11"/>
         <w:jc w:val="left"/>
-      </w:pPr>
-      <w:r>
+        <w:rPr>
+          <w:szCs w:val="22"/>
+        </w:rPr>
+      </w:pPr>
+      <w:r>
+        <w:rPr>
+          <w:szCs w:val="22"/>
+        </w:rPr>
         <w:t>Write a recursive Scheme function with two parameters, an atom and a list, that returns the list with all occurrences, no matter how deep, of the given atom deleted. The returned list cannot contain anything in place of the deleted atoms.</w:t>
       </w:r>
     </w:p>
@@ -800,96 +1241,355 @@
         <w:ind w:left="540"/>
       </w:pPr>
       <w:r>
-        <w:t xml:space="preserve">An atom is anything that’s not a list, e.g., numbers or symbols. For comparing atoms for equality use </w:t>
+        <w:rPr>
+          <w:szCs w:val="22"/>
+        </w:rPr>
+        <w:t>An atom is anything that’s not a list, e.g., numbers or symbols. For comparing atoms for equality use eqv?. The pointer equality test eq? is not guaranteed to work for numbers, = only works for numbers. A precise description of these functions can be found in the section</w:t>
+      </w:r>
+      <w:r>
+        <w:rPr>
+          <w:szCs w:val="22"/>
+        </w:rPr>
+        <w:t xml:space="preserve"> </w:t>
+      </w:r>
+      <w:r>
+        <w:t xml:space="preserve">‘Equivalence predicates’ in the </w:t>
+      </w:r>
+      <w:r>
+        <w:rPr>
+          <w:i/>
+        </w:rPr>
+        <w:t>Revised(5) Report on the Algorithmic Language Scheme</w:t>
+      </w:r>
+      <w:r>
+        <w:t>, which you can find by searching for “R5RS” on the web.</w:t>
+      </w:r>
+    </w:p>
+    <w:p>
+      <w:pPr>
+        <w:spacing w:after="56"/>
+        <w:ind w:left="540"/>
+      </w:pPr>
+    </w:p>
+    <w:p>
+      <w:pPr>
+        <w:spacing w:after="56"/>
+        <w:ind w:left="540"/>
+        <w:rPr>
+          <w:color w:val="EE0000"/>
+        </w:rPr>
+      </w:pPr>
+      <w:r>
+        <w:rPr>
+          <w:color w:val="EE0000"/>
+        </w:rPr>
+        <w:t>(define (</w:t>
+      </w:r>
+      <w:r>
+        <w:rPr>
+          <w:color w:val="EE0000"/>
+        </w:rPr>
+        <w:t>atom</w:t>
+      </w:r>
+      <w:r>
+        <w:rPr>
+          <w:color w:val="EE0000"/>
+        </w:rPr>
+        <w:t xml:space="preserve">-remove a </w:t>
       </w:r>
       <w:proofErr w:type="spellStart"/>
-      <w:proofErr w:type="gramStart"/>
-      <w:r>
-        <w:rPr>
-          <w:sz w:val="34"/>
-          <w:vertAlign w:val="subscript"/>
-        </w:rPr>
-        <w:t>eqv</w:t>
+      <w:r>
+        <w:rPr>
+          <w:color w:val="EE0000"/>
+        </w:rPr>
+        <w:t>lst</w:t>
       </w:r>
       <w:proofErr w:type="spellEnd"/>
       <w:r>
         <w:rPr>
-          <w:sz w:val="34"/>
-          <w:vertAlign w:val="subscript"/>
-        </w:rPr>
-        <w:t>?</w:t>
-      </w:r>
-      <w:r>
-        <w:t>.</w:t>
-      </w:r>
-      <w:proofErr w:type="gramEnd"/>
-      <w:r>
-        <w:t xml:space="preserve"> The pointer equality test </w:t>
-      </w:r>
-      <w:r>
-        <w:rPr>
-          <w:sz w:val="34"/>
-          <w:vertAlign w:val="subscript"/>
-        </w:rPr>
-        <w:t xml:space="preserve">eq? </w:t>
-      </w:r>
-      <w:r>
-        <w:t xml:space="preserve">is not guaranteed to work for numbers, </w:t>
-      </w:r>
-      <w:r>
-        <w:rPr>
-          <w:sz w:val="34"/>
-          <w:vertAlign w:val="subscript"/>
-        </w:rPr>
-        <w:t xml:space="preserve">= </w:t>
-      </w:r>
-      <w:r>
-        <w:t>only works for numbers. A precise description of these functions can be found in the section</w:t>
-      </w:r>
-    </w:p>
-    <w:p>
-      <w:pPr>
+          <w:color w:val="EE0000"/>
+        </w:rPr>
+        <w:t>)</w:t>
+      </w:r>
+    </w:p>
+    <w:p>
+      <w:pPr>
+        <w:spacing w:after="56"/>
         <w:ind w:left="540"/>
-      </w:pPr>
-      <w:r>
-        <w:t xml:space="preserve">‘Equivalence predicates’ in the </w:t>
-      </w:r>
-      <w:proofErr w:type="gramStart"/>
-      <w:r>
-        <w:rPr>
-          <w:i/>
-        </w:rPr>
-        <w:t>Revised(</w:t>
-      </w:r>
-      <w:proofErr w:type="gramEnd"/>
-      <w:r>
-        <w:rPr>
-          <w:i/>
-        </w:rPr>
-        <w:t>5) Report on the Algorithmic Language Scheme</w:t>
-      </w:r>
-      <w:r>
-        <w:t>, which you can find by searching for “R5RS” on the web.</w:t>
-      </w:r>
-    </w:p>
-    <w:p>
-      <w:pPr>
-        <w:spacing w:after="4254"/>
-        <w:ind w:left="10"/>
-      </w:pPr>
-      <w:r>
-        <w:t>Except for the first question, you can check your answers in Scheme48 (or even in Emacs), but I strongly recommend you try them by hand first.</w:t>
-      </w:r>
-    </w:p>
-    <w:p>
-      <w:pPr>
-        <w:spacing w:after="389" w:line="259" w:lineRule="auto"/>
-        <w:ind w:left="10" w:right="6"/>
-        <w:jc w:val="center"/>
-      </w:pPr>
-      <w:r>
-        <w:lastRenderedPageBreak/>
-        <w:t>2</w:t>
+        <w:rPr>
+          <w:color w:val="EE0000"/>
+        </w:rPr>
+      </w:pPr>
+      <w:r>
+        <w:rPr>
+          <w:color w:val="EE0000"/>
+        </w:rPr>
+        <w:t xml:space="preserve">  (cond</w:t>
+      </w:r>
+    </w:p>
+    <w:p>
+      <w:pPr>
+        <w:spacing w:after="56"/>
+        <w:ind w:left="540"/>
+        <w:rPr>
+          <w:color w:val="EE0000"/>
+        </w:rPr>
+      </w:pPr>
+      <w:r>
+        <w:rPr>
+          <w:color w:val="EE0000"/>
+        </w:rPr>
+        <w:t xml:space="preserve">    ((null? </w:t>
+      </w:r>
+      <w:proofErr w:type="spellStart"/>
+      <w:r>
+        <w:rPr>
+          <w:color w:val="EE0000"/>
+        </w:rPr>
+        <w:t>lst</w:t>
+      </w:r>
+      <w:proofErr w:type="spellEnd"/>
+      <w:r>
+        <w:rPr>
+          <w:color w:val="EE0000"/>
+        </w:rPr>
+        <w:t>) '())</w:t>
+      </w:r>
+    </w:p>
+    <w:p>
+      <w:pPr>
+        <w:spacing w:after="56"/>
+        <w:ind w:left="540"/>
+        <w:rPr>
+          <w:color w:val="EE0000"/>
+        </w:rPr>
+      </w:pPr>
+      <w:r>
+        <w:rPr>
+          <w:color w:val="EE0000"/>
+        </w:rPr>
+        <w:t xml:space="preserve">    ((list? (car </w:t>
+      </w:r>
+      <w:proofErr w:type="spellStart"/>
+      <w:r>
+        <w:rPr>
+          <w:color w:val="EE0000"/>
+        </w:rPr>
+        <w:t>lst</w:t>
+      </w:r>
+      <w:proofErr w:type="spellEnd"/>
+      <w:r>
+        <w:rPr>
+          <w:color w:val="EE0000"/>
+        </w:rPr>
+        <w:t>))</w:t>
+      </w:r>
+    </w:p>
+    <w:p>
+      <w:pPr>
+        <w:spacing w:after="56"/>
+        <w:ind w:left="540"/>
+        <w:rPr>
+          <w:color w:val="EE0000"/>
+        </w:rPr>
+      </w:pPr>
+      <w:r>
+        <w:rPr>
+          <w:color w:val="EE0000"/>
+        </w:rPr>
+        <w:t xml:space="preserve">     (cons (</w:t>
+      </w:r>
+      <w:r>
+        <w:rPr>
+          <w:color w:val="EE0000"/>
+        </w:rPr>
+        <w:t>atom</w:t>
+      </w:r>
+      <w:r>
+        <w:rPr>
+          <w:color w:val="EE0000"/>
+        </w:rPr>
+        <w:t xml:space="preserve">-remove a (car </w:t>
+      </w:r>
+      <w:proofErr w:type="spellStart"/>
+      <w:r>
+        <w:rPr>
+          <w:color w:val="EE0000"/>
+        </w:rPr>
+        <w:t>lst</w:t>
+      </w:r>
+      <w:proofErr w:type="spellEnd"/>
+      <w:r>
+        <w:rPr>
+          <w:color w:val="EE0000"/>
+        </w:rPr>
+        <w:t>)) (</w:t>
+      </w:r>
+      <w:r>
+        <w:rPr>
+          <w:color w:val="EE0000"/>
+        </w:rPr>
+        <w:t>atom</w:t>
+      </w:r>
+      <w:r>
+        <w:rPr>
+          <w:color w:val="EE0000"/>
+        </w:rPr>
+        <w:t xml:space="preserve">-remove a (cdr </w:t>
+      </w:r>
+      <w:proofErr w:type="spellStart"/>
+      <w:r>
+        <w:rPr>
+          <w:color w:val="EE0000"/>
+        </w:rPr>
+        <w:t>lst</w:t>
+      </w:r>
+      <w:proofErr w:type="spellEnd"/>
+      <w:r>
+        <w:rPr>
+          <w:color w:val="EE0000"/>
+        </w:rPr>
+        <w:t>))))</w:t>
+      </w:r>
+    </w:p>
+    <w:p>
+      <w:pPr>
+        <w:spacing w:after="56"/>
+        <w:ind w:left="540"/>
+        <w:rPr>
+          <w:color w:val="EE0000"/>
+        </w:rPr>
+      </w:pPr>
+      <w:r>
+        <w:rPr>
+          <w:color w:val="EE0000"/>
+        </w:rPr>
+        <w:t xml:space="preserve">    ((eqv? (car </w:t>
+      </w:r>
+      <w:proofErr w:type="spellStart"/>
+      <w:r>
+        <w:rPr>
+          <w:color w:val="EE0000"/>
+        </w:rPr>
+        <w:t>lst</w:t>
+      </w:r>
+      <w:proofErr w:type="spellEnd"/>
+      <w:r>
+        <w:rPr>
+          <w:color w:val="EE0000"/>
+        </w:rPr>
+        <w:t>) a)</w:t>
+      </w:r>
+    </w:p>
+    <w:p>
+      <w:pPr>
+        <w:spacing w:after="56"/>
+        <w:ind w:left="540"/>
+        <w:rPr>
+          <w:color w:val="EE0000"/>
+        </w:rPr>
+      </w:pPr>
+      <w:r>
+        <w:rPr>
+          <w:color w:val="EE0000"/>
+        </w:rPr>
+        <w:t xml:space="preserve">     (</w:t>
+      </w:r>
+      <w:r>
+        <w:rPr>
+          <w:color w:val="EE0000"/>
+        </w:rPr>
+        <w:t>atom</w:t>
+      </w:r>
+      <w:r>
+        <w:rPr>
+          <w:color w:val="EE0000"/>
+        </w:rPr>
+        <w:t xml:space="preserve">-remove a (cdr </w:t>
+      </w:r>
+      <w:proofErr w:type="spellStart"/>
+      <w:r>
+        <w:rPr>
+          <w:color w:val="EE0000"/>
+        </w:rPr>
+        <w:t>lst</w:t>
+      </w:r>
+      <w:proofErr w:type="spellEnd"/>
+      <w:r>
+        <w:rPr>
+          <w:color w:val="EE0000"/>
+        </w:rPr>
+        <w:t>)))</w:t>
+      </w:r>
+    </w:p>
+    <w:p>
+      <w:pPr>
+        <w:spacing w:after="56"/>
+        <w:ind w:left="540"/>
+        <w:rPr>
+          <w:color w:val="EE0000"/>
+        </w:rPr>
+      </w:pPr>
+      <w:r>
+        <w:rPr>
+          <w:color w:val="EE0000"/>
+        </w:rPr>
+        <w:t xml:space="preserve">    (else</w:t>
+      </w:r>
+    </w:p>
+    <w:p>
+      <w:pPr>
+        <w:spacing w:after="56"/>
+        <w:ind w:left="540"/>
+        <w:rPr>
+          <w:color w:val="EE0000"/>
+        </w:rPr>
+      </w:pPr>
+      <w:r>
+        <w:rPr>
+          <w:color w:val="EE0000"/>
+        </w:rPr>
+        <w:t xml:space="preserve">     (cons (car </w:t>
+      </w:r>
+      <w:proofErr w:type="spellStart"/>
+      <w:r>
+        <w:rPr>
+          <w:color w:val="EE0000"/>
+        </w:rPr>
+        <w:t>lst</w:t>
+      </w:r>
+      <w:proofErr w:type="spellEnd"/>
+      <w:r>
+        <w:rPr>
+          <w:color w:val="EE0000"/>
+        </w:rPr>
+        <w:t>) (</w:t>
+      </w:r>
+      <w:r>
+        <w:rPr>
+          <w:color w:val="EE0000"/>
+        </w:rPr>
+        <w:t>atom</w:t>
+      </w:r>
+      <w:r>
+        <w:rPr>
+          <w:color w:val="EE0000"/>
+        </w:rPr>
+        <w:t xml:space="preserve">-remove a (cdr </w:t>
+      </w:r>
+      <w:proofErr w:type="spellStart"/>
+      <w:r>
+        <w:rPr>
+          <w:color w:val="EE0000"/>
+        </w:rPr>
+        <w:t>lst</w:t>
+      </w:r>
+      <w:proofErr w:type="spellEnd"/>
+      <w:r>
+        <w:rPr>
+          <w:color w:val="EE0000"/>
+        </w:rPr>
+        <w:t>))))))</w:t>
       </w:r>
     </w:p>
     <w:sectPr>
@@ -2399,7 +3099,6 @@
   <w:style w:type="character" w:default="1" w:styleId="DefaultParagraphFont">
     <w:name w:val="Default Paragraph Font"/>
     <w:uiPriority w:val="1"/>
-    <w:semiHidden/>
     <w:unhideWhenUsed/>
   </w:style>
   <w:style w:type="table" w:default="1" w:styleId="TableNormal">
